--- a/IDS_Report.docx
+++ b/IDS_Report.docx
@@ -20,6 +20,11 @@
     <w:p/>
     <w:p>
       <w:pPr>
+        <w:pStyle w:val="ListParagraph"/>
+        <w:numPr>
+          <w:ilvl w:val="0"/>
+          <w:numId w:val="10"/>
+        </w:numPr>
         <w:rPr>
           <w:rFonts w:asciiTheme="majorHAnsi" w:hAnsiTheme="majorHAnsi" w:cstheme="majorHAnsi"/>
           <w:b/>
@@ -36,56 +41,27 @@
           <w:sz w:val="28"/>
           <w:szCs w:val="28"/>
         </w:rPr>
-        <w:t>1. Introduction</w:t>
+        <w:t>Introduction</w:t>
       </w:r>
     </w:p>
     <w:p>
       <w:pPr>
-        <w:pStyle w:val="Heading1"/>
+        <w:ind w:left="360"/>
         <w:rPr>
-          <w:b w:val="0"/>
-          <w:bCs w:val="0"/>
-          <w:color w:val="auto"/>
+          <w:rFonts w:asciiTheme="majorHAnsi" w:hAnsiTheme="majorHAnsi" w:cstheme="majorHAnsi"/>
+          <w:b/>
+          <w:bCs/>
+          <w:sz w:val="28"/>
+          <w:szCs w:val="28"/>
+        </w:rPr>
+      </w:pPr>
+      <w:r>
+        <w:rPr>
           <w:sz w:val="24"/>
           <w:szCs w:val="24"/>
           <w:lang w:val="en-PK"/>
         </w:rPr>
-      </w:pPr>
-      <w:r>
-        <w:rPr>
-          <w:b w:val="0"/>
-          <w:bCs w:val="0"/>
-          <w:color w:val="auto"/>
-          <w:sz w:val="24"/>
-          <w:szCs w:val="24"/>
-          <w:lang w:val="en-PK"/>
-        </w:rPr>
-        <w:lastRenderedPageBreak/>
-        <w:t xml:space="preserve">Intrusion Detection Systems (IDS) are now an essential component of cybersecurity infrastructure due to the rising frequency of intrusions. Machine Learning (ML)-based systems that can learn from data patterns have become popular </w:t>
-      </w:r>
-      <w:proofErr w:type="gramStart"/>
-      <w:r>
-        <w:rPr>
-          <w:b w:val="0"/>
-          <w:bCs w:val="0"/>
-          <w:color w:val="auto"/>
-          <w:sz w:val="24"/>
-          <w:szCs w:val="24"/>
-          <w:lang w:val="en-PK"/>
-        </w:rPr>
-        <w:t>as a result of</w:t>
-      </w:r>
-      <w:proofErr w:type="gramEnd"/>
-      <w:r>
-        <w:rPr>
-          <w:b w:val="0"/>
-          <w:bCs w:val="0"/>
-          <w:color w:val="auto"/>
-          <w:sz w:val="24"/>
-          <w:szCs w:val="24"/>
-          <w:lang w:val="en-PK"/>
-        </w:rPr>
-        <w:t xml:space="preserve"> traditional rule-based intrusion detection systems' frequent inability to identify unexpected threats. An ML-based IDS created using the UNSW-NB15 dataset is shown in this research. The main objective is to compare the performance, resource consumption, and practicality of two supervised learning algorithms, Random Forest and Logistic Regression, for classifying network traffic as harmful or benign.</w:t>
+        <w:t>Intrusion Detection Systems (IDS) are now an essential component of cybersecurity infrastructure due to the rising frequency of intrusions. Machine Learning (ML)-based systems that can learn from data patterns have become popular as a result of traditional rule-based intrusion detection systems' frequent inability to identify unexpected threats. An ML-based IDS created using the UNSW-NB15 dataset is shown in this research. The main objective is to compare the performance, resource consumption, and practicality of two supervised learning algorithms, Random Forest and Logistic Regression, for classifying network traffic as harmful or benign.</w:t>
       </w:r>
     </w:p>
     <w:p>
@@ -99,6 +75,7 @@
         <w:rPr>
           <w:color w:val="auto"/>
         </w:rPr>
+        <w:lastRenderedPageBreak/>
         <w:t>2. Dataset Description and Justification</w:t>
       </w:r>
     </w:p>
@@ -123,55 +100,7 @@
           <w:szCs w:val="24"/>
           <w:lang w:val="en-PK"/>
         </w:rPr>
-        <w:t xml:space="preserve">Because it offers a realistic depiction of contemporary network activity, the UNSW-NB15 dataset was used for this purpose. It was created at the UNSW Canberra Cyber Range Lab and contains both regular and attack traffic that was obtained with the IXIA </w:t>
-      </w:r>
-      <w:proofErr w:type="spellStart"/>
-      <w:r>
-        <w:rPr>
-          <w:b w:val="0"/>
-          <w:bCs w:val="0"/>
-          <w:color w:val="auto"/>
-          <w:sz w:val="24"/>
-          <w:szCs w:val="24"/>
-          <w:lang w:val="en-PK"/>
-        </w:rPr>
-        <w:t>PerfectStorm</w:t>
-      </w:r>
-      <w:proofErr w:type="spellEnd"/>
-      <w:r>
-        <w:rPr>
-          <w:b w:val="0"/>
-          <w:bCs w:val="0"/>
-          <w:color w:val="auto"/>
-          <w:sz w:val="24"/>
-          <w:szCs w:val="24"/>
-          <w:lang w:val="en-PK"/>
-        </w:rPr>
-        <w:t xml:space="preserve"> tool. The 49 properties in the dataset encompass flow, content, and statistical characteristics such source/destination bytes, protocol, service type, and time-based metrics. </w:t>
-      </w:r>
-      <w:proofErr w:type="spellStart"/>
-      <w:r>
-        <w:rPr>
-          <w:b w:val="0"/>
-          <w:bCs w:val="0"/>
-          <w:color w:val="auto"/>
-          <w:sz w:val="24"/>
-          <w:szCs w:val="24"/>
-          <w:lang w:val="en-PK"/>
-        </w:rPr>
-        <w:t>Fuzzers</w:t>
-      </w:r>
-      <w:proofErr w:type="spellEnd"/>
-      <w:r>
-        <w:rPr>
-          <w:b w:val="0"/>
-          <w:bCs w:val="0"/>
-          <w:color w:val="auto"/>
-          <w:sz w:val="24"/>
-          <w:szCs w:val="24"/>
-          <w:lang w:val="en-PK"/>
-        </w:rPr>
-        <w:t>, DoS, Exploits, Reconnaissance, and Generic are just a few of the attack categories it includes, providing it an extensive dataset for intrusion detection tests.</w:t>
+        <w:t>Because it offers a realistic depiction of contemporary network activity, the UNSW-NB15 dataset was used for this purpose. It was created at the UNSW Canberra Cyber Range Lab and contains both regular and attack traffic that was obtained with the IXIA PerfectStorm tool. The 49 properties in the dataset encompass flow, content, and statistical characteristics such source/destination bytes, protocol, service type, and time-based metrics. Fuzzers, DoS, Exploits, Reconnaissance, and Generic are just a few of the attack categories it includes, providing it an extensive dataset for intrusion detection tests.</w:t>
       </w:r>
     </w:p>
     <w:p>
@@ -245,31 +174,7 @@
           <w:lang w:val="en-PK"/>
         </w:rPr>
         <w:br/>
-        <w:t xml:space="preserve">• </w:t>
-      </w:r>
-      <w:proofErr w:type="spellStart"/>
-      <w:r>
-        <w:rPr>
-          <w:b w:val="0"/>
-          <w:bCs w:val="0"/>
-          <w:color w:val="auto"/>
-          <w:sz w:val="24"/>
-          <w:szCs w:val="24"/>
-          <w:lang w:val="en-PK"/>
-        </w:rPr>
-        <w:t>StandardScaler</w:t>
-      </w:r>
-      <w:proofErr w:type="spellEnd"/>
-      <w:r>
-        <w:rPr>
-          <w:b w:val="0"/>
-          <w:bCs w:val="0"/>
-          <w:color w:val="auto"/>
-          <w:sz w:val="24"/>
-          <w:szCs w:val="24"/>
-          <w:lang w:val="en-PK"/>
-        </w:rPr>
-        <w:t xml:space="preserve"> is used in feature scaling to standardize numerical quantities.</w:t>
+        <w:t>• StandardScaler is used in feature scaling to standardize numerical quantities.</w:t>
       </w:r>
       <w:r>
         <w:rPr>
@@ -331,7 +236,6 @@
           <w:szCs w:val="24"/>
           <w:lang w:val="en-PK"/>
         </w:rPr>
-        <w:lastRenderedPageBreak/>
         <w:t>Two algorithms for supervised learning were put into practice:</w:t>
       </w:r>
       <w:r>
@@ -368,31 +272,7 @@
           <w:lang w:val="en-PK"/>
         </w:rPr>
         <w:br/>
-        <w:t xml:space="preserve">Because both models were trained on the same </w:t>
-      </w:r>
-      <w:proofErr w:type="spellStart"/>
-      <w:r>
-        <w:rPr>
-          <w:b w:val="0"/>
-          <w:bCs w:val="0"/>
-          <w:color w:val="auto"/>
-          <w:sz w:val="24"/>
-          <w:szCs w:val="24"/>
-          <w:lang w:val="en-PK"/>
-        </w:rPr>
-        <w:t>preprocessed</w:t>
-      </w:r>
-      <w:proofErr w:type="spellEnd"/>
-      <w:r>
-        <w:rPr>
-          <w:b w:val="0"/>
-          <w:bCs w:val="0"/>
-          <w:color w:val="auto"/>
-          <w:sz w:val="24"/>
-          <w:szCs w:val="24"/>
-          <w:lang w:val="en-PK"/>
-        </w:rPr>
-        <w:t xml:space="preserve"> dataset, performance measures and computational features could be fairly compared.</w:t>
+        <w:t>Because both models were trained on the same preprocessed dataset, performance measures and computational features could be fairly compared.</w:t>
       </w:r>
     </w:p>
     <w:p>
@@ -430,6 +310,7 @@
           <w:szCs w:val="24"/>
           <w:lang w:val="en-PK"/>
         </w:rPr>
+        <w:lastRenderedPageBreak/>
         <w:t>Accuracy, precision, recall, and F1-score were used to assess the model's performance. The following outcomes were attained:</w:t>
       </w:r>
       <w:r>
@@ -578,31 +459,7 @@
           <w:szCs w:val="24"/>
           <w:lang w:val="en-PK"/>
         </w:rPr>
-        <w:t xml:space="preserve">The Scikit-learn library was used to implement the project in Python. Standard CPU resources were used in a cloud-based environment for training and assessment. Both algorithms processed thousands of records quickly and showed stability and scalability. </w:t>
-      </w:r>
-      <w:proofErr w:type="spellStart"/>
-      <w:r>
-        <w:rPr>
-          <w:b w:val="0"/>
-          <w:bCs w:val="0"/>
-          <w:color w:val="auto"/>
-          <w:sz w:val="24"/>
-          <w:szCs w:val="24"/>
-          <w:lang w:val="en-PK"/>
-        </w:rPr>
-        <w:t>Joblib</w:t>
-      </w:r>
-      <w:proofErr w:type="spellEnd"/>
-      <w:r>
-        <w:rPr>
-          <w:b w:val="0"/>
-          <w:bCs w:val="0"/>
-          <w:color w:val="auto"/>
-          <w:sz w:val="24"/>
-          <w:szCs w:val="24"/>
-          <w:lang w:val="en-PK"/>
-        </w:rPr>
-        <w:t xml:space="preserve"> was used to export the trained Random Forest model so that it could be quickly integrated into real-time monitoring systems.</w:t>
+        <w:t>The Scikit-learn library was used to implement the project in Python. Standard CPU resources were used in a cloud-based environment for training and assessment. Both algorithms processed thousands of records quickly and showed stability and scalability. Joblib was used to export the trained Random Forest model so that it could be quickly integrated into real-time monitoring systems.</w:t>
       </w:r>
     </w:p>
     <w:p>
@@ -616,7 +473,6 @@
         <w:rPr>
           <w:color w:val="auto"/>
         </w:rPr>
-        <w:lastRenderedPageBreak/>
         <w:t>8. When to Choose Each Algorithm</w:t>
       </w:r>
     </w:p>
@@ -667,6 +523,7 @@
         <w:rPr>
           <w:color w:val="auto"/>
         </w:rPr>
+        <w:lastRenderedPageBreak/>
         <w:t>9. Test Cases and Output</w:t>
       </w:r>
     </w:p>
@@ -991,6 +848,95 @@
       </w:rPr>
     </w:lvl>
   </w:abstractNum>
+  <w:abstractNum w:abstractNumId="9" w15:restartNumberingAfterBreak="0">
+    <w:nsid w:val="01B11B71"/>
+    <w:multiLevelType w:val="hybridMultilevel"/>
+    <w:tmpl w:val="7DB615BC"/>
+    <w:lvl w:ilvl="0" w:tplc="2000000F">
+      <w:start w:val="1"/>
+      <w:numFmt w:val="decimal"/>
+      <w:lvlText w:val="%1."/>
+      <w:lvlJc w:val="left"/>
+      <w:pPr>
+        <w:ind w:left="720" w:hanging="360"/>
+      </w:pPr>
+      <w:rPr>
+        <w:rFonts w:hint="default"/>
+      </w:rPr>
+    </w:lvl>
+    <w:lvl w:ilvl="1" w:tplc="20000019" w:tentative="1">
+      <w:start w:val="1"/>
+      <w:numFmt w:val="lowerLetter"/>
+      <w:lvlText w:val="%2."/>
+      <w:lvlJc w:val="left"/>
+      <w:pPr>
+        <w:ind w:left="1440" w:hanging="360"/>
+      </w:pPr>
+    </w:lvl>
+    <w:lvl w:ilvl="2" w:tplc="2000001B" w:tentative="1">
+      <w:start w:val="1"/>
+      <w:numFmt w:val="lowerRoman"/>
+      <w:lvlText w:val="%3."/>
+      <w:lvlJc w:val="right"/>
+      <w:pPr>
+        <w:ind w:left="2160" w:hanging="180"/>
+      </w:pPr>
+    </w:lvl>
+    <w:lvl w:ilvl="3" w:tplc="2000000F" w:tentative="1">
+      <w:start w:val="1"/>
+      <w:numFmt w:val="decimal"/>
+      <w:lvlText w:val="%4."/>
+      <w:lvlJc w:val="left"/>
+      <w:pPr>
+        <w:ind w:left="2880" w:hanging="360"/>
+      </w:pPr>
+    </w:lvl>
+    <w:lvl w:ilvl="4" w:tplc="20000019" w:tentative="1">
+      <w:start w:val="1"/>
+      <w:numFmt w:val="lowerLetter"/>
+      <w:lvlText w:val="%5."/>
+      <w:lvlJc w:val="left"/>
+      <w:pPr>
+        <w:ind w:left="3600" w:hanging="360"/>
+      </w:pPr>
+    </w:lvl>
+    <w:lvl w:ilvl="5" w:tplc="2000001B" w:tentative="1">
+      <w:start w:val="1"/>
+      <w:numFmt w:val="lowerRoman"/>
+      <w:lvlText w:val="%6."/>
+      <w:lvlJc w:val="right"/>
+      <w:pPr>
+        <w:ind w:left="4320" w:hanging="180"/>
+      </w:pPr>
+    </w:lvl>
+    <w:lvl w:ilvl="6" w:tplc="2000000F" w:tentative="1">
+      <w:start w:val="1"/>
+      <w:numFmt w:val="decimal"/>
+      <w:lvlText w:val="%7."/>
+      <w:lvlJc w:val="left"/>
+      <w:pPr>
+        <w:ind w:left="5040" w:hanging="360"/>
+      </w:pPr>
+    </w:lvl>
+    <w:lvl w:ilvl="7" w:tplc="20000019" w:tentative="1">
+      <w:start w:val="1"/>
+      <w:numFmt w:val="lowerLetter"/>
+      <w:lvlText w:val="%8."/>
+      <w:lvlJc w:val="left"/>
+      <w:pPr>
+        <w:ind w:left="5760" w:hanging="360"/>
+      </w:pPr>
+    </w:lvl>
+    <w:lvl w:ilvl="8" w:tplc="2000001B" w:tentative="1">
+      <w:start w:val="1"/>
+      <w:numFmt w:val="lowerRoman"/>
+      <w:lvlText w:val="%9."/>
+      <w:lvlJc w:val="right"/>
+      <w:pPr>
+        <w:ind w:left="6480" w:hanging="180"/>
+      </w:pPr>
+    </w:lvl>
+  </w:abstractNum>
   <w:num w:numId="1" w16cid:durableId="431172256">
     <w:abstractNumId w:val="8"/>
   </w:num>
@@ -1017,6 +963,9 @@
   </w:num>
   <w:num w:numId="9" w16cid:durableId="700715490">
     <w:abstractNumId w:val="0"/>
+  </w:num>
+  <w:num w:numId="10" w16cid:durableId="84109376">
+    <w:abstractNumId w:val="9"/>
   </w:num>
 </w:numbering>
 </file>
@@ -1624,6 +1573,7 @@
   <w:style w:type="character" w:default="1" w:styleId="DefaultParagraphFont">
     <w:name w:val="Default Paragraph Font"/>
     <w:uiPriority w:val="1"/>
+    <w:semiHidden/>
     <w:unhideWhenUsed/>
   </w:style>
   <w:style w:type="table" w:default="1" w:styleId="TableNormal">
